--- a/output/docgen/los-closing-summary-template.docx
+++ b/output/docgen/los-closing-summary-template.docx
@@ -756,7 +756,7 @@
         <w:color w:val="5F6368"/>
         <w:sz w:val="16"/>
       </w:rPr>
-      <w:t>Crestline Bank | LOS-2026-Harborview</w:t>
+      <w:t>Acme Bank | LOS-2026-Harborview</w:t>
     </w:r>
   </w:p>
 </w:ftr>

--- a/output/docgen/los-closing-summary-template.docx
+++ b/output/docgen/los-closing-summary-template.docx
@@ -756,7 +756,7 @@
         <w:color w:val="5F6368"/>
         <w:sz w:val="16"/>
       </w:rPr>
-      <w:t>Acme Bank | LOS-2026-Harborview</w:t>
+      <w:t>Acme Bank | LOS-2026-Dockwright</w:t>
     </w:r>
   </w:p>
 </w:ftr>
